--- a/skills/project-feasibility/assets/report-templates/green-factory/preassessment.docx
+++ b/skills/project-feasibility/assets/report-templates/green-factory/preassessment.docx
@@ -177,13 +177,9 @@
       </w:r>
     </w:p>
     <w:p>
-      <w:r>
-        <w:br w:type="page"/>
-      </w:r>
-    </w:p>
-    <w:p>
       <w:pPr>
         <w:pStyle w:val="Heading1"/>
+        <w:pageBreakBefore/>
       </w:pPr>
       <w:r>
         <w:t>一、总结结论</w:t>
@@ -652,17 +648,8 @@
     </w:tbl>
     <w:p>
       <w:pPr>
-        <w:spacing w:after="0"/>
-      </w:pPr>
-    </w:p>
-    <w:p>
-      <w:r>
-        <w:br w:type="page"/>
-      </w:r>
-    </w:p>
-    <w:p>
-      <w:pPr>
         <w:pStyle w:val="Heading1"/>
+        <w:pageBreakBefore/>
       </w:pPr>
       <w:r>
         <w:t>二、申报条件对照</w:t>
@@ -2398,17 +2385,8 @@
     </w:tbl>
     <w:p>
       <w:pPr>
-        <w:spacing w:after="0"/>
-      </w:pPr>
-    </w:p>
-    <w:p>
-      <w:r>
-        <w:br w:type="page"/>
-      </w:r>
-    </w:p>
-    <w:p>
-      <w:pPr>
         <w:pStyle w:val="Heading1"/>
+        <w:pageBreakBefore/>
       </w:pPr>
       <w:r>
         <w:t>三、项目专属核心对象</w:t>
@@ -3795,13 +3773,9 @@
       </w:r>
     </w:p>
     <w:p>
-      <w:r>
-        <w:br w:type="page"/>
-      </w:r>
-    </w:p>
-    <w:p>
       <w:pPr>
         <w:pStyle w:val="Heading1"/>
+        <w:pageBreakBefore/>
       </w:pPr>
       <w:r>
         <w:t>附录、前期会谈清单</w:t>
